--- a/ky/discovery-articles/7.1 Жасалма интеллект.docx
+++ b/ky/discovery-articles/7.1 Жасалма интеллект.docx
@@ -4,601 +4,398 @@
   <w:body>
     <w:p>
       <w:pPr>
-        <w:keepNext/>
-        <w:spacing w:before="280" w:after="120"/>
+        <w:pStyle w:val="Title"/>
+        <w:widowControl/>
       </w:pPr>
       <w:r>
-        <w:rPr>
-          <w:rFonts w:ascii="Calibri" w:hAnsi="Calibri" w:eastAsia="Calibri"/>
-          <w:b/>
-          <w:i w:val="0"/>
-          <w:color w:val="004E8C"/>
-          <w:sz w:val="44"/>
-        </w:rPr>
         <w:t>7.1 Жасалма интеллект</w:t>
       </w:r>
     </w:p>
     <w:p>
       <w:pPr>
-        <w:spacing w:after="80"/>
+        <w:keepNext/>
+        <w:widowControl/>
       </w:pPr>
       <w:r>
         <w:rPr>
-          <w:rFonts w:ascii="Calibri" w:hAnsi="Calibri" w:eastAsia="Calibri"/>
-          <w:b w:val="0"/>
-          <w:i/>
-          <w:color w:val="505050"/>
-          <w:sz w:val="22"/>
+          <w:sz w:val="20"/>
         </w:rPr>
-        <w:t>7. Өнүгүп келе жаткан жана түп-тамырынан өзгөртүүчү технологиялар</w:t>
-      </w:r>
-    </w:p>
-    <w:p>
-      <w:pPr>
-        <w:spacing w:after="200"/>
-      </w:pPr>
-      <w:r>
-        <w:rPr>
-          <w:rFonts w:ascii="Calibri" w:hAnsi="Calibri" w:eastAsia="Calibri"/>
-          <w:b w:val="0"/>
-          <w:i/>
-          <w:sz w:val="22"/>
-        </w:rPr>
-        <w:t>Мезгил: 1950-жыл (Тьюринг тести); 1956-жыл (Дартмут конференциясы, «жасалма интеллект» аталышы сунушталган); азыркы дүркүрөп өнүгүү болжол менен 2012-жылдан башталган | Негизги өкүлдөр: Алан Тьюринг; Жон Маккарти; Марвин Мински; Жеффри Хинтон; Янн Лекун; Йошуа Бенжио</w:t>
-      </w:r>
-    </w:p>
-    <w:p>
-      <w:pPr>
-        <w:spacing w:after="160" w:line="276" w:lineRule="auto"/>
-      </w:pPr>
-      <w:r>
-        <w:rPr>
-          <w:rFonts w:ascii="Calibri" w:hAnsi="Calibri" w:eastAsia="Calibri"/>
-          <w:b w:val="0"/>
-          <w:i w:val="0"/>
-          <w:sz w:val="22"/>
-        </w:rPr>
-        <w:t>Жасалма интеллект — машиналарга кепти таануудан тартып оюн ойноого чейин, адатта адамдын акылын талап кылгандай көрүнгөн иштерди аткартууга багытталган тармак. Азыркы системалар өтө чоң көлөмдөгү маалыматтан мыйзам ченемдерди үйрөнөт.</w:t>
+        <w:t>7. Дүйнөнү өзгөрткөн жаңы технологиялар</w:t>
       </w:r>
     </w:p>
     <w:p>
       <w:pPr>
         <w:keepNext/>
-        <w:spacing w:before="240" w:after="120"/>
+        <w:widowControl/>
       </w:pPr>
       <w:r>
         <w:rPr>
-          <w:rFonts w:ascii="Calibri" w:hAnsi="Calibri" w:eastAsia="Calibri"/>
-          <w:b/>
-          <w:i w:val="0"/>
-          <w:color w:val="004E8C"/>
-          <w:sz w:val="28"/>
+          <w:sz w:val="20"/>
         </w:rPr>
-        <w:t>Негизги фактылар</w:t>
+        <w:t>Мезгил: 1950-жыл — Тьюрингдин тести; 1956-жыл — Дартмут жыйыны жана «жасалма интеллект» аталышы; азыркы өсүш болжол менен 2012-жылдан башталат | Негизги салым кошкондор: Алан Тьюринг; Жон Маккарти; Марвин Минский; Жеффри Хинтон; Ян Лекун; Йошуа Бенжио</w:t>
+      </w:r>
+    </w:p>
+    <w:p>
+      <w:pPr>
+        <w:widowControl/>
+      </w:pPr>
+      <w:r>
+        <w:t>Жасалма интеллект — адамдын акыл-эсин талап кылгандай көрүнгөн иштерди машинага аткартууга багытталган тармак. Мындай иштерге кепти таануу да, оюн ойноо да кирет. Азыркы системалар көп сандагы маалыматтардан мыйзам ченемдүүлүктөрдү үйрөнөт.</w:t>
+      </w:r>
+    </w:p>
+    <w:p>
+      <w:pPr>
+        <w:pStyle w:val="Heading1"/>
+        <w:widowControl/>
+      </w:pPr>
+      <w:r>
+        <w:t>Негизги маалыматтар</w:t>
       </w:r>
     </w:p>
     <w:p>
       <w:pPr>
         <w:pStyle w:val="ListBullet"/>
+        <w:widowControl/>
       </w:pPr>
       <w:r>
-        <w:rPr>
-          <w:rFonts w:ascii="Calibri" w:hAnsi="Calibri" w:eastAsia="Calibri"/>
-          <w:b w:val="0"/>
-          <w:i w:val="0"/>
-          <w:sz w:val="22"/>
-        </w:rPr>
-        <w:t>Алан Тьюринг 1950-жылы «машина ойлоно алабы?» деген суроону коюп, муну текшерүүнүн жолун сунуштаган</w:t>
+        <w:t>Алан Тьюринг 1950-жылы машина ойлоно алабы деген суроо коюп, аны текшерүүнүн ыкмасын сунуштаган.</w:t>
       </w:r>
     </w:p>
     <w:p>
       <w:pPr>
         <w:pStyle w:val="ListBullet"/>
+        <w:widowControl/>
       </w:pPr>
       <w:r>
-        <w:rPr>
-          <w:rFonts w:ascii="Calibri" w:hAnsi="Calibri" w:eastAsia="Calibri"/>
-          <w:b w:val="0"/>
-          <w:i w:val="0"/>
-          <w:sz w:val="22"/>
-        </w:rPr>
-        <w:t>1956-жылы Дартмутта өткөн семинар «жасалма интеллект» деген аталышты кеңири жайылткан</w:t>
+        <w:t>1956-жылдагы Дартмут семинары «жасалма интеллект» деген аталыштын жайылышына түрткү берген.</w:t>
       </w:r>
     </w:p>
     <w:p>
       <w:pPr>
         <w:pStyle w:val="ListBullet"/>
+        <w:widowControl/>
       </w:pPr>
       <w:r>
-        <w:rPr>
-          <w:rFonts w:ascii="Calibri" w:hAnsi="Calibri" w:eastAsia="Calibri"/>
-          <w:b w:val="0"/>
-          <w:i w:val="0"/>
-          <w:sz w:val="22"/>
-        </w:rPr>
-        <w:t>Машиналык үйрөнүү программага даяр эрежелерди гана аткарбастан, мисалдардын негизинде ишин жакшыртууга мүмкүнчүлүк берет</w:t>
+        <w:t>Машиналык үйрөнүү программага адам жазган эрежелер менен гана чектелбей, мисалдардан үйрөнүп жакшыртууга мүмкүндүк берет.</w:t>
       </w:r>
     </w:p>
     <w:p>
       <w:pPr>
         <w:pStyle w:val="ListBullet"/>
+        <w:widowControl/>
       </w:pPr>
       <w:r>
-        <w:rPr>
-          <w:rFonts w:ascii="Calibri" w:hAnsi="Calibri" w:eastAsia="Calibri"/>
-          <w:b w:val="0"/>
-          <w:i w:val="0"/>
-          <w:sz w:val="22"/>
-        </w:rPr>
-        <w:t>Терең нейрондук тармактар болжол менен 2012-жылдан кийин тармактын тез өсүшүнө түрткү болгон</w:t>
+        <w:t>Көп катмарлуу нейрон тармактары болжол менен 2012-жылдан кийинки чоң өсүшкө негиз болду.</w:t>
       </w:r>
     </w:p>
     <w:p>
       <w:pPr>
         <w:pStyle w:val="ListBullet"/>
+        <w:widowControl/>
       </w:pPr>
       <w:r>
-        <w:rPr>
-          <w:rFonts w:ascii="Calibri" w:hAnsi="Calibri" w:eastAsia="Calibri"/>
-          <w:b w:val="0"/>
-          <w:i w:val="0"/>
-          <w:sz w:val="22"/>
-        </w:rPr>
-        <w:t>Жасалма интеллект — аң-сезимдүү бир машина эмес, ыкмалардын жыйындысы</w:t>
+        <w:t>Жасалма интеллект — аң-сезимдүү бир машина эмес, ар түрдүү ыкмалардын жыйындысы.</w:t>
       </w:r>
     </w:p>
     <w:p>
       <w:pPr>
-        <w:keepNext/>
-        <w:spacing w:before="240" w:after="120"/>
+        <w:pStyle w:val="Heading1"/>
+        <w:widowControl/>
       </w:pPr>
       <w:r>
-        <w:rPr>
-          <w:rFonts w:ascii="Calibri" w:hAnsi="Calibri" w:eastAsia="Calibri"/>
-          <w:b/>
-          <w:i w:val="0"/>
-          <w:color w:val="004E8C"/>
-          <w:sz w:val="28"/>
-        </w:rPr>
-        <w:t>Бул эмне</w:t>
+        <w:t>Бул эмне?</w:t>
       </w:r>
     </w:p>
     <w:p>
       <w:pPr>
-        <w:spacing w:after="160" w:line="276" w:lineRule="auto"/>
+        <w:widowControl/>
       </w:pPr>
       <w:r>
-        <w:rPr>
-          <w:rFonts w:ascii="Calibri" w:hAnsi="Calibri" w:eastAsia="Calibri"/>
-          <w:b w:val="0"/>
-          <w:i w:val="0"/>
-          <w:sz w:val="22"/>
-        </w:rPr>
-        <w:t>Жасалма интеллект (ЖИ) — сүрөттөрдү ажыраткан, тилдерди которгон, оюндагы жүрүштү сунуштаган же текст менен сүрөт жараткан системаларды иштеп чыгуучу информатика тармагы. Бүгүн анын негизги багыты — машиналык үйрөнүү: программа ички сандык параметрлерин өзгөртүп, жыйынтыгын берилген мисалдарга улам жакындатат. Нейрондук тармак — мээнин иштешинен жалпы гана идея алган көп катмарлуу эсептөө түзүмү; ал адамдын аң-сезиминин көчүрмөсү эмес. Азыркы ЖИ — үлгүлөрдү таап, иштетүүгө жөндөмдүү күчтүү курал, бирок кутунун ичинде отурган адам эмес.</w:t>
+        <w:t xml:space="preserve">Жасалма интеллект (ЖИ) — сүрөттөрдү түрлөргө бөлүү, тил которуу, оюнда жүрүш сунуштоо же текст менен сүрөт жаратуу системаларын түзгөн информатика тармагы. Азыр машиналык үйрөнүү кеңири колдонулат: программа жообу берилген мисалдарга жакыныраак болушу үчүн ички сандык параметрлерин өзгөртөт. Нейрон тармагы мээден жалпы идея алган көп катмарлуу эсептөө болуп саналат, бирок адамдын акылынын көчүрмөсү эмес. Азыркы ЖИ мыйзам ченемдүүлүктөрдү иштетүүдө күчтүү. Аны кутунун ичиндеги адам катары элестетүү туура эмес.</w:t>
       </w:r>
     </w:p>
     <w:p>
       <w:pPr>
-        <w:keepNext/>
-        <w:spacing w:before="240" w:after="120"/>
+        <w:pStyle w:val="Heading1"/>
+        <w:widowControl/>
       </w:pPr>
       <w:r>
-        <w:rPr>
-          <w:rFonts w:ascii="Calibri" w:hAnsi="Calibri" w:eastAsia="Calibri"/>
-          <w:b/>
-          <w:i w:val="0"/>
-          <w:color w:val="004E8C"/>
-          <w:sz w:val="28"/>
-        </w:rPr>
-        <w:t>Аны ким ачкан же ойлоп тапкан</w:t>
+        <w:t xml:space="preserve">Ким ойлоп тапкан</w:t>
       </w:r>
     </w:p>
     <w:p>
       <w:pPr>
-        <w:spacing w:after="160" w:line="276" w:lineRule="auto"/>
+        <w:widowControl/>
       </w:pPr>
       <w:r>
-        <w:rPr>
-          <w:rFonts w:ascii="Calibri" w:hAnsi="Calibri" w:eastAsia="Calibri"/>
-          <w:b w:val="0"/>
-          <w:i w:val="0"/>
-          <w:sz w:val="22"/>
-        </w:rPr>
-        <w:t>Ада Лавлейс менен Алан Тьюринг бул идеянын философиялык башатында турат. Жон Маккарти, Марвин Мински, Натаниэль Рочестер жана Клод Шеннон уюштурган 1956-жылкы Дартмут конференциясында тармакка азыркы аталышы берилген. Алгачкы ондогон жылдарда логика менен оюндарга, кийин статистикалык үйрөнүүгө басым жасалган. Жеффри Хинтон, Янн Лекун, Йошуа Бенжио жана башка көптөгөн окумуштуулар нейрондук тармактарды кайра жандандырды; 2012-жылы сүрөт таануудагы чоң ийгилик коомдук бурулуш учурга айланды. Андан соң ири компаниялар ыкмаларды мол маалымат жана кубаттуу эсептөө менен кеңири масштабга чыгарды.</w:t>
+        <w:t>Тармактын идеялык башатында Ада Лавлейс менен Тьюринг турат. Жон Маккарти, Марвин Минский, Натаниэль Рочестер жана Клод Шеннон уюштурган 1956-жылкы Дартмут жыйыны ага ат берди. Алгачкы он жылдыктарда логика, оюндар, кийин статистикалык үйрөнүү айкалышты. Жеффри Хинтон, Ян Лекун, Йошуа Бенжио жана башка көптөгөн изилдөөчүлөр нейрон тармактарына кайрадан кызыгуу жаратты. 2012-жылдагы сүрөт таануу жыйынтыгы кеңири белгилүү бурулуш болду. Андан кийин ири компаниялар маалыматтын жана эсептөө кубатынын көлөмүн көбөйтүп, бул ыкмаларды кеңейтти.</w:t>
       </w:r>
     </w:p>
     <w:p>
       <w:pPr>
-        <w:keepNext/>
-        <w:spacing w:before="240" w:after="120"/>
+        <w:pStyle w:val="Heading1"/>
+        <w:widowControl/>
       </w:pPr>
       <w:r>
-        <w:rPr>
-          <w:rFonts w:ascii="Calibri" w:hAnsi="Calibri" w:eastAsia="Calibri"/>
-          <w:b/>
-          <w:i w:val="0"/>
-          <w:color w:val="004E8C"/>
-          <w:sz w:val="28"/>
-        </w:rPr>
-        <w:t>Качан жана кантип пайда болгон</w:t>
+        <w:t>Качан жана кантип пайда болгон?</w:t>
       </w:r>
     </w:p>
     <w:p>
       <w:pPr>
-        <w:spacing w:after="160" w:line="276" w:lineRule="auto"/>
+        <w:widowControl/>
       </w:pPr>
       <w:r>
-        <w:rPr>
-          <w:rFonts w:ascii="Calibri" w:hAnsi="Calibri" w:eastAsia="Calibri"/>
-          <w:b w:val="0"/>
-          <w:i w:val="0"/>
-          <w:sz w:val="22"/>
-        </w:rPr>
-        <w:t>Идеянын өзү эски, бирок азыркы толкун үчүн чоң маалымат топтомдору, параллелдүү эсептөөгө ылайыктуу графикалык процессорлор жана интернетте топтолгон белгиленген мисалдар керек болду. Убадалар техниканын мүмкүнчүлүгүнөн озуп кеткен мезгилдерде тармак бир нече жолу көңүл калуунун «кышын» башынан кечирген. 2010–2020-жылдары булуттагы эсептөө жана эбегейсиз текст-сүрөт жыйнактары ылайыктуу шарт түздү. Чат-боттор менен сүрөт генераторлору ЖИни күнүмдүк түшүнүккө айлантты. Реалдуу мүмкүнчүлүк менен ашкере мактоо катар келди.</w:t>
+        <w:t>Идея эски болгону менен азыркы толкун үчүн чоң маалымат топтомдору, GPU — Graphics Processing Unit, көп эсептөөнү катар аткарууга ылайыктуу графикалык процессорлор — жана интернеттеги белгиленген мисалдар керек болду. Убадалар жабдыктын мүмкүнчүлүгүнөн ашып кеткен учурларда тармакка кызыгуу сууп, «кыш» мезгилдери келген. 2010–2020-жылдары булут аркылуу эсептөө, тексттердин жана сүрөттөрдүн зор жыйнактары жаңы шарт түздү. Чат-боттор менен сүрөт жаратуучулар ЖИни күнүмдүк түшүнүккө айлантты. Чыныгы мүмкүнчүлүктөр менен ашыкча үмүттөр бирге өстү.</w:t>
       </w:r>
     </w:p>
     <w:p>
       <w:pPr>
-        <w:keepNext/>
-        <w:spacing w:before="240" w:after="120"/>
+        <w:pStyle w:val="Heading1"/>
+        <w:widowControl/>
       </w:pPr>
       <w:r>
-        <w:rPr>
-          <w:rFonts w:ascii="Calibri" w:hAnsi="Calibri" w:eastAsia="Calibri"/>
-          <w:b/>
-          <w:i w:val="0"/>
-          <w:color w:val="004E8C"/>
-          <w:sz w:val="28"/>
-        </w:rPr>
-        <w:t>Илимий жактан мааниси</w:t>
+        <w:t>Илим үчүн мааниси</w:t>
       </w:r>
     </w:p>
     <w:p>
       <w:pPr>
-        <w:spacing w:after="160" w:line="276" w:lineRule="auto"/>
+        <w:widowControl/>
       </w:pPr>
       <w:r>
-        <w:rPr>
-          <w:rFonts w:ascii="Calibri" w:hAnsi="Calibri" w:eastAsia="Calibri"/>
-          <w:b w:val="0"/>
-          <w:i w:val="0"/>
-          <w:sz w:val="22"/>
-        </w:rPr>
-        <w:t>ЖИ билим, көрүү жана тил жөнүндөгү суроолорду так өлчөнүп, текшериле турган маселелерге айлантты. Ошол эле учурда чектөөлөрдү да ачык көрсөттү: маалыматтагы бир жактуулук жыйынтыкка өтөт, ал эми ишенимдүү угулган текст жалган болушу мүмкүн. Илимий жактан бул инженерия да, таанып-билүү илиминин күзгүсү да болуп саналат. Тар чөйрөдөгү ийгилик жалпы түшүнүккө өзүнөн-өзү алып келбейт. Бул тармак бизди «интеллект» дегенде эмнени түшүнөрүбүздү так аныктоого мажбурлайт.</w:t>
+        <w:t>ЖИ билим, көрүү жана тил жөнүндө суроолорду текшерүүгө боло турган түрдө коюуга жардам берди. Ошол эле учурда чектөөлөрдү да көрсөттү: маалыматтагы бир жактуулук жоопко өтөт, ал эми жатык текст жалган болушу мүмкүн. Бул тармак инженерияны да, адамдын таанып-билүүсүн изилдөөнү да камтыйт. Тар милдетти жакшы аткаруу жалпы түшүнүк бар экенин билдирбейт. ЖИ «интеллект» деп эмнени атай турганыбызды тактоого түртөт.</w:t>
       </w:r>
     </w:p>
     <w:p>
       <w:pPr>
-        <w:keepNext/>
-        <w:spacing w:before="240" w:after="120"/>
+        <w:pStyle w:val="Heading1"/>
+        <w:widowControl/>
       </w:pPr>
       <w:r>
-        <w:rPr>
-          <w:rFonts w:ascii="Calibri" w:hAnsi="Calibri" w:eastAsia="Calibri"/>
-          <w:b/>
-          <w:i w:val="0"/>
-          <w:color w:val="004E8C"/>
-          <w:sz w:val="28"/>
-        </w:rPr>
-        <w:t>Кийинки өнүгүүлөргө тийгизген таасири</w:t>
+        <w:t>Кийинки өнүгүүгө тийгизген таасири</w:t>
       </w:r>
     </w:p>
     <w:p>
       <w:pPr>
-        <w:spacing w:after="160" w:line="276" w:lineRule="auto"/>
+        <w:widowControl/>
       </w:pPr>
       <w:r>
-        <w:rPr>
-          <w:rFonts w:ascii="Calibri" w:hAnsi="Calibri" w:eastAsia="Calibri"/>
-          <w:b w:val="0"/>
-          <w:i w:val="0"/>
-          <w:sz w:val="22"/>
-        </w:rPr>
-        <w:t>Издөө кызматтары, карталар, медицина, котормо жана илимий изилдөөлөр азыр үйрөнүүчү системаларды колдонот. Робототехника менен өзү жүрүүчү унааларды изилдөө айлана-чөйрөнү тааныган моделдерге көз каранды. Кийинки маанилүү багыттар — жөнгө салуу, коопсуздук жана моделдерди үйрөтүүгө кеткен энергия. Эрежелер ачык көрсөтүлүшү керек болгон жерде мурдагы символдук ЖИ дагы эле маанилүү. Эми коомдук суроо курч турат: модель жаңылса, ким жооп берет?</w:t>
+        <w:t>Издөө, карталар, медицина, котормо жана илимий изилдөөлөр үйрөнүүчү системаларды колдонот. Робототехника жана өз алдынча жүрүүчү унааларды изилдөө айлана-чөйрөнү таануучу моделдерге таянат. Мыйзамдык жөнгө салуу, коопсуздукту изилдөө жана үйрөтүүгө кеткен энергия кийинки маанилүү маселелерге айланды. Эрежелер ачык көрсөтүлүшү керек болгон жерде мурдагы символдук ЖИ да маанисин сактайт. Модель жаңылганда ким жооп берет деген коомдук суроо да алдыга чыкты.</w:t>
       </w:r>
     </w:p>
     <w:p>
       <w:pPr>
-        <w:keepNext/>
-        <w:spacing w:before="240" w:after="120"/>
+        <w:pStyle w:val="Heading1"/>
+        <w:widowControl/>
       </w:pPr>
       <w:r>
-        <w:rPr>
-          <w:rFonts w:ascii="Calibri" w:hAnsi="Calibri" w:eastAsia="Calibri"/>
-          <w:b/>
-          <w:i w:val="0"/>
-          <w:color w:val="004E8C"/>
-          <w:sz w:val="28"/>
-        </w:rPr>
-        <w:t>Адамдардын жашоосун кантип өзгөрткөн</w:t>
+        <w:t>Адамдардын жашоосун кантип өзгөрткөн?</w:t>
       </w:r>
     </w:p>
     <w:p>
       <w:pPr>
-        <w:spacing w:after="160" w:line="276" w:lineRule="auto"/>
+        <w:widowControl/>
       </w:pPr>
       <w:r>
-        <w:rPr>
-          <w:rFonts w:ascii="Calibri" w:hAnsi="Calibri" w:eastAsia="Calibri"/>
-          <w:b w:val="0"/>
-          <w:i w:val="0"/>
-          <w:sz w:val="22"/>
-        </w:rPr>
-        <w:t>Адамдарга видеого жакшыраак коштомо жазуу түзгөн, каралама даярдоону тездеткен жана медициналык сүрөттөрдөн шектүү белгилерди табууга жардам берген куралдар келди. Ошол эле учурда алдамчылык, жумуш орундарын өзгөртүү жана автоматташкан адилетсиз чечимдер сыяктуу жаңы коркунучтар жаралды. Билим берүү менен искусство автордук жаңычылдыкты кайра талкуулап жатат. Кайсы жерде акыркы чечим адамда каларын коом өзү аныкташы керек. Текшерилип колдонулса ЖИ пайдалуу; көзөмөлсүз калса дүйнөнү ишенимдүү айтылган каталарга толтурат.</w:t>
+        <w:t>Адамдар ыңгайлуу куралдарга — такыраак субтитрлерге, тез даярдалган долбоор тексттерге, медициналык сүрөттөрдү талдоодогу жардамга — ээ болушту. Ошону менен бирге алдамчылык, жумуштун өзгөрүшү жана автоматташкан адилетсиздик тобокелдиктери жаралды. Билим берүү менен искусстводо чыгарманын өз алдынчалыгы кайра талкууланууда. Кайсы жерде адамдын чечими сакталышы керектигин коом аныктайт. ЖИнин жообу текшерилсе, ал жардам берет; текшерилбесе, ишенимдүү айтылган каталарды көбөйтүшү мүмкүн.</w:t>
       </w:r>
     </w:p>
     <w:p>
       <w:pPr>
-        <w:keepNext/>
-        <w:spacing w:before="240" w:after="120"/>
+        <w:pStyle w:val="Heading1"/>
+        <w:widowControl/>
       </w:pPr>
       <w:r>
-        <w:rPr>
-          <w:rFonts w:ascii="Calibri" w:hAnsi="Calibri" w:eastAsia="Calibri"/>
-          <w:b/>
-          <w:i w:val="0"/>
-          <w:color w:val="004E8C"/>
-          <w:sz w:val="28"/>
-        </w:rPr>
-        <w:t>Булактар жана шилтемелер</w:t>
+        <w:t>Булактар жана кошумча окуу</w:t>
       </w:r>
     </w:p>
     <w:p>
       <w:pPr>
-        <w:keepNext/>
-        <w:spacing w:before="240" w:after="120"/>
+        <w:pStyle w:val="Heading2"/>
+        <w:widowControl/>
       </w:pPr>
       <w:r>
         <w:rPr>
-          <w:rFonts w:ascii="Calibri" w:hAnsi="Calibri" w:eastAsia="Calibri"/>
-          <w:b/>
-          <w:i w:val="0"/>
-          <w:color w:val="004E8C"/>
-          <w:sz w:val="24"/>
+          <w:sz w:val="20"/>
         </w:rPr>
-        <w:t>A. Китептер жана негизги илимий эмгектер</w:t>
+        <w:t>Китептер жана негизги илимий эмгектер</w:t>
       </w:r>
     </w:p>
     <w:p>
       <w:pPr>
-        <w:spacing w:after="80"/>
-        <w:ind w:left="360"/>
+        <w:widowControl/>
       </w:pPr>
       <w:r>
         <w:rPr>
-          <w:rFonts w:ascii="Calibri" w:hAnsi="Calibri" w:eastAsia="Calibri"/>
-          <w:b w:val="0"/>
-          <w:i w:val="0"/>
-          <w:sz w:val="22"/>
+          <w:sz w:val="20"/>
         </w:rPr>
         <w:t>1. Russell, Stuart, and Peter Norvig. Artificial Intelligence: A Modern Approach. 4th ed. Pearson, 2020.</w:t>
       </w:r>
     </w:p>
     <w:p>
       <w:pPr>
-        <w:keepNext/>
-        <w:spacing w:before="240" w:after="120"/>
+        <w:pStyle w:val="Heading2"/>
+        <w:widowControl/>
       </w:pPr>
       <w:r>
         <w:rPr>
-          <w:rFonts w:ascii="Calibri" w:hAnsi="Calibri" w:eastAsia="Calibri"/>
-          <w:b/>
-          <w:i w:val="0"/>
-          <w:color w:val="004E8C"/>
-          <w:sz w:val="24"/>
+          <w:sz w:val="20"/>
         </w:rPr>
-        <w:t>C. Мекемелердин материалдары жана энциклопедиялык булактар</w:t>
+        <w:t>Уюмдардын жана энциклопедиялардын материалдары</w:t>
       </w:r>
     </w:p>
     <w:p>
       <w:pPr>
-        <w:spacing w:after="80"/>
-        <w:ind w:left="360"/>
+        <w:widowControl/>
       </w:pPr>
       <w:r>
         <w:rPr>
-          <w:rFonts w:ascii="Calibri" w:hAnsi="Calibri" w:eastAsia="Calibri"/>
-          <w:b w:val="0"/>
-          <w:i w:val="0"/>
-          <w:sz w:val="22"/>
+          <w:sz w:val="20"/>
         </w:rPr>
-        <w:t>1. Our World in Data. «Жасалма интеллект».</w:t>
-      </w:r>
-      <w:r>
-        <w:rPr>
-          <w:rFonts w:ascii="Calibri" w:hAnsi="Calibri" w:eastAsia="Calibri"/>
-          <w:b w:val="0"/>
-          <w:i w:val="0"/>
-          <w:sz w:val="22"/>
-        </w:rPr>
-        <w:t xml:space="preserve"> </w:t>
+        <w:t xml:space="preserve">1. Our World in Data. 'Artificial Intelligence.' </w:t>
       </w:r>
       <w:hyperlink r:id="rId9">
         <w:r>
           <w:rPr>
-            <w:rFonts w:ascii="Calibri" w:hAnsi="Calibri" w:eastAsia="Calibri"/>
-            <w:b w:val="0"/>
-            <w:i w:val="0"/>
-            <w:sz w:val="22"/>
-            <w:color w:val="0563C1"/>
-            <w:u w:val="single"/>
+            <w:sz w:val="20"/>
           </w:rPr>
           <w:t>https://ourworldindata.org/artificial-intelligence</w:t>
         </w:r>
       </w:hyperlink>
+      <w:r>
+        <w:rPr>
+          <w:sz w:val="20"/>
+        </w:rPr>
+      </w:r>
     </w:p>
     <w:p>
       <w:pPr>
-        <w:spacing w:after="80"/>
-        <w:ind w:left="360"/>
+        <w:widowControl/>
       </w:pPr>
       <w:r>
         <w:rPr>
-          <w:rFonts w:ascii="Calibri" w:hAnsi="Calibri" w:eastAsia="Calibri"/>
-          <w:b w:val="0"/>
-          <w:i w:val="0"/>
-          <w:sz w:val="22"/>
+          <w:sz w:val="20"/>
         </w:rPr>
-        <w:t>2. Stanford Encyclopedia of Philosophy. «Жасалма интеллект».</w:t>
-      </w:r>
-      <w:r>
-        <w:rPr>
-          <w:rFonts w:ascii="Calibri" w:hAnsi="Calibri" w:eastAsia="Calibri"/>
-          <w:b w:val="0"/>
-          <w:i w:val="0"/>
-          <w:sz w:val="22"/>
-        </w:rPr>
-        <w:t xml:space="preserve"> </w:t>
+        <w:t xml:space="preserve">2. Stanford Encyclopedia of Philosophy. 'Artificial Intelligence.' </w:t>
       </w:r>
       <w:hyperlink r:id="rId10">
         <w:r>
           <w:rPr>
-            <w:rFonts w:ascii="Calibri" w:hAnsi="Calibri" w:eastAsia="Calibri"/>
-            <w:b w:val="0"/>
-            <w:i w:val="0"/>
-            <w:sz w:val="22"/>
-            <w:color w:val="0563C1"/>
-            <w:u w:val="single"/>
+            <w:sz w:val="20"/>
           </w:rPr>
           <w:t>https://plato.stanford.edu/entries/artificial-intelligence/</w:t>
         </w:r>
       </w:hyperlink>
+      <w:r>
+        <w:rPr>
+          <w:sz w:val="20"/>
+        </w:rPr>
+      </w:r>
     </w:p>
     <w:p>
       <w:pPr>
-        <w:spacing w:after="80"/>
-        <w:ind w:left="360"/>
+        <w:widowControl/>
       </w:pPr>
       <w:r>
         <w:rPr>
-          <w:rFonts w:ascii="Calibri" w:hAnsi="Calibri" w:eastAsia="Calibri"/>
-          <w:b w:val="0"/>
-          <w:i w:val="0"/>
-          <w:sz w:val="22"/>
+          <w:sz w:val="20"/>
         </w:rPr>
-        <w:t>3. Encyclopaedia Britannica. «Жасалма интеллект».</w:t>
-      </w:r>
-      <w:r>
-        <w:rPr>
-          <w:rFonts w:ascii="Calibri" w:hAnsi="Calibri" w:eastAsia="Calibri"/>
-          <w:b w:val="0"/>
-          <w:i w:val="0"/>
-          <w:sz w:val="22"/>
-        </w:rPr>
-        <w:t xml:space="preserve"> </w:t>
+        <w:t xml:space="preserve">3. Encyclopaedia Britannica. 'Artificial intelligence.' </w:t>
       </w:r>
       <w:hyperlink r:id="rId11">
         <w:r>
           <w:rPr>
-            <w:rFonts w:ascii="Calibri" w:hAnsi="Calibri" w:eastAsia="Calibri"/>
-            <w:b w:val="0"/>
-            <w:i w:val="0"/>
-            <w:sz w:val="22"/>
-            <w:color w:val="0563C1"/>
-            <w:u w:val="single"/>
+            <w:sz w:val="20"/>
           </w:rPr>
           <w:t>https://www.britannica.com/technology/artificial-intelligence</w:t>
         </w:r>
       </w:hyperlink>
+      <w:r>
+        <w:rPr>
+          <w:sz w:val="20"/>
+        </w:rPr>
+      </w:r>
     </w:p>
     <w:p>
       <w:pPr>
-        <w:spacing w:after="80"/>
-        <w:ind w:left="360"/>
+        <w:widowControl/>
       </w:pPr>
       <w:r>
         <w:rPr>
-          <w:rFonts w:ascii="Calibri" w:hAnsi="Calibri" w:eastAsia="Calibri"/>
-          <w:b w:val="0"/>
-          <w:i w:val="0"/>
-          <w:sz w:val="22"/>
+          <w:sz w:val="20"/>
         </w:rPr>
-        <w:t>4. Dartmouth College. Дартмуттагы жасалма интеллект конференциясы тууралуу тарыхый маалымат.</w:t>
-      </w:r>
-      <w:r>
-        <w:rPr>
-          <w:rFonts w:ascii="Calibri" w:hAnsi="Calibri" w:eastAsia="Calibri"/>
-          <w:b w:val="0"/>
-          <w:i w:val="0"/>
-          <w:sz w:val="22"/>
-        </w:rPr>
-        <w:t xml:space="preserve"> </w:t>
+        <w:t xml:space="preserve">4. Dartmouth College. Dartmouth Artificial Intelligence Conference historical notes. </w:t>
       </w:r>
       <w:hyperlink r:id="rId12">
         <w:r>
           <w:rPr>
-            <w:rFonts w:ascii="Calibri" w:hAnsi="Calibri" w:eastAsia="Calibri"/>
-            <w:b w:val="0"/>
-            <w:i w:val="0"/>
-            <w:sz w:val="22"/>
-            <w:color w:val="0563C1"/>
-            <w:u w:val="single"/>
+            <w:sz w:val="20"/>
           </w:rPr>
           <w:t>https://home.dartmouth.edu/about/artificial-intelligence-ai-coined-dartmouth</w:t>
         </w:r>
       </w:hyperlink>
-    </w:p>
-    <w:p>
-      <w:pPr>
-        <w:keepNext/>
-        <w:spacing w:before="240" w:after="120"/>
-      </w:pPr>
       <w:r>
         <w:rPr>
-          <w:rFonts w:ascii="Calibri" w:hAnsi="Calibri" w:eastAsia="Calibri"/>
-          <w:b/>
-          <w:i w:val="0"/>
-          <w:color w:val="004E8C"/>
-          <w:sz w:val="24"/>
+          <w:sz w:val="20"/>
         </w:rPr>
-        <w:t>G. Космос агенттиктеринин, лабораториялардын жана илимий уюмдардын материалдары</w:t>
       </w:r>
     </w:p>
     <w:p>
       <w:pPr>
-        <w:spacing w:after="80"/>
-        <w:ind w:left="360"/>
+        <w:pStyle w:val="Heading2"/>
+        <w:widowControl/>
       </w:pPr>
       <w:r>
         <w:rPr>
-          <w:rFonts w:ascii="Calibri" w:hAnsi="Calibri" w:eastAsia="Calibri"/>
-          <w:b w:val="0"/>
-          <w:i w:val="0"/>
-          <w:sz w:val="22"/>
+          <w:sz w:val="20"/>
         </w:rPr>
-        <w:t>1. Google DeepMind. AlphaFold изилдөөсүнө сереп.</w:t>
+        <w:t>Космос агенттиктери, лабораториялар жана илимий уюмдар</w:t>
       </w:r>
+    </w:p>
+    <w:p>
+      <w:pPr>
+        <w:widowControl/>
+      </w:pPr>
       <w:r>
         <w:rPr>
-          <w:rFonts w:ascii="Calibri" w:hAnsi="Calibri" w:eastAsia="Calibri"/>
-          <w:b w:val="0"/>
-          <w:i w:val="0"/>
-          <w:sz w:val="22"/>
+          <w:sz w:val="20"/>
         </w:rPr>
-        <w:t xml:space="preserve"> </w:t>
+        <w:t xml:space="preserve">1. Google DeepMind. AlphaFold research overview. </w:t>
       </w:r>
       <w:hyperlink r:id="rId13">
         <w:r>
           <w:rPr>
-            <w:rFonts w:ascii="Calibri" w:hAnsi="Calibri" w:eastAsia="Calibri"/>
-            <w:b w:val="0"/>
-            <w:i w:val="0"/>
-            <w:sz w:val="22"/>
-            <w:color w:val="0563C1"/>
-            <w:u w:val="single"/>
+            <w:sz w:val="20"/>
           </w:rPr>
           <w:t>https://www.deepmind.com/research/highlighted-research/alphafold</w:t>
         </w:r>
       </w:hyperlink>
+      <w:r>
+        <w:rPr>
+          <w:sz w:val="20"/>
+        </w:rPr>
+      </w:r>
     </w:p>
     <w:sectPr>
-      <w:pgSz w:w="12240" w:h="15840"/>
-      <w:pgMar w:top="1296" w:right="1440" w:bottom="1296" w:left="1440" w:header="720" w:footer="720" w:gutter="0"/>
+      <w:footerReference w:type="default" r:id="rId14"/>
+      <w:pgSz w:w="11906" w:h="16838"/>
+      <w:pgMar w:top="1020" w:right="1134" w:bottom="1020" w:left="1134" w:header="720" w:footer="720" w:gutter="0"/>
       <w:cols w:space="720"/>
       <w:docGrid w:linePitch="360"/>
     </w:sectPr>
   </w:body>
 </w:document>
+</file>
+
+<file path=word/footer1.xml><?xml version="1.0" encoding="utf-8"?>
+<w:ftr xmlns:m="http://schemas.openxmlformats.org/officeDocument/2006/math" xmlns:mc="http://schemas.openxmlformats.org/markup-compatibility/2006" xmlns:mo="http://schemas.microsoft.com/office/mac/office/2008/main" xmlns:mv="urn:schemas-microsoft-com:mac:vml" xmlns:o="urn:schemas-microsoft-com:office:office" xmlns:r="http://schemas.openxmlformats.org/officeDocument/2006/relationships" xmlns:v="urn:schemas-microsoft-com:vml" xmlns:w10="urn:schemas-microsoft-com:office:word" xmlns:w14="http://schemas.microsoft.com/office/word/2010/wordml" xmlns:w="http://schemas.openxmlformats.org/wordprocessingml/2006/main" xmlns:wne="http://schemas.microsoft.com/office/word/2006/wordml" xmlns:wp14="http://schemas.microsoft.com/office/word/2010/wordprocessingDrawing" xmlns:wp="http://schemas.openxmlformats.org/drawingml/2006/wordprocessingDrawing" xmlns:wpc="http://schemas.microsoft.com/office/word/2010/wordprocessingCanvas" xmlns:wpg="http://schemas.microsoft.com/office/word/2010/wordprocessingGroup" xmlns:wpi="http://schemas.microsoft.com/office/word/2010/wordprocessingInk" xmlns:wps="http://schemas.microsoft.com/office/word/2010/wordprocessingShape" mc:Ignorable="w14 wp14">
+  <w:p>
+    <w:pPr>
+      <w:pStyle w:val="Footer"/>
+      <w:jc w:val="right"/>
+    </w:pPr>
+    <w:fldSimple w:instr="PAGE"/>
+  </w:p>
+</w:ftr>
 </file>
 
 <file path=word/numbering.xml><?xml version="1.0" encoding="utf-8"?>
@@ -809,7 +606,7 @@
   <w:docDefaults>
     <w:rPrDefault>
       <w:rPr>
-        <w:rFonts w:asciiTheme="minorHAnsi" w:eastAsiaTheme="minorEastAsia" w:hAnsiTheme="minorHAnsi" w:cstheme="minorBidi"/>
+        <w:rFonts/>
         <w:sz w:val="22"/>
         <w:szCs w:val="22"/>
         <w:lang w:val="en-US" w:eastAsia="en-US" w:bidi="ar-SA"/>
@@ -964,6 +761,15 @@
     <w:name w:val="Normal"/>
     <w:qFormat/>
     <w:rsid w:val="00FC693F"/>
+    <w:pPr>
+      <w:spacing w:after="120" w:line="259" w:lineRule="auto"/>
+    </w:pPr>
+    <w:rPr>
+      <w:rFonts w:ascii="Times New Roman" w:hAnsi="Times New Roman"/>
+      <w:color w:val="000000"/>
+      <w:sz w:val="24"/>
+      <w:lang w:val="ky-KG"/>
+    </w:rPr>
   </w:style>
   <w:style w:type="paragraph" w:styleId="Header">
     <w:name w:val="header"/>
@@ -1020,16 +826,17 @@
     <w:pPr>
       <w:keepNext/>
       <w:keepLines/>
-      <w:spacing w:before="480" w:after="0"/>
+      <w:spacing w:before="480" w:after="120" w:line="259" w:lineRule="auto"/>
       <w:outlineLvl w:val="0"/>
     </w:pPr>
     <w:rPr>
-      <w:rFonts w:asciiTheme="majorHAnsi" w:eastAsiaTheme="majorEastAsia" w:hAnsiTheme="majorHAnsi" w:cstheme="majorBidi"/>
+      <w:rFonts w:ascii="Times New Roman" w:hAnsi="Times New Roman"/>
       <w:b/>
       <w:bCs/>
-      <w:color w:val="365F91" w:themeColor="accent1" w:themeShade="BF"/>
-      <w:sz w:val="28"/>
+      <w:color w:val="000000"/>
+      <w:sz w:val="26"/>
       <w:szCs w:val="28"/>
+      <w:lang w:val="ky-KG"/>
     </w:rPr>
   </w:style>
   <w:style w:type="paragraph" w:styleId="Heading2">
@@ -1044,16 +851,17 @@
     <w:pPr>
       <w:keepNext/>
       <w:keepLines/>
-      <w:spacing w:before="200" w:after="0"/>
+      <w:spacing w:before="200" w:after="120" w:line="259" w:lineRule="auto"/>
       <w:outlineLvl w:val="1"/>
     </w:pPr>
     <w:rPr>
-      <w:rFonts w:asciiTheme="majorHAnsi" w:eastAsiaTheme="majorEastAsia" w:hAnsiTheme="majorHAnsi" w:cstheme="majorBidi"/>
+      <w:rFonts w:ascii="Times New Roman" w:hAnsi="Times New Roman"/>
       <w:b/>
       <w:bCs/>
-      <w:color w:val="4F81BD" w:themeColor="accent1"/>
+      <w:color w:val="000000"/>
       <w:sz w:val="26"/>
       <w:szCs w:val="26"/>
+      <w:lang w:val="ky-KG"/>
     </w:rPr>
   </w:style>
   <w:style w:type="paragraph" w:styleId="Heading3">
@@ -1072,7 +880,7 @@
       <w:outlineLvl w:val="2"/>
     </w:pPr>
     <w:rPr>
-      <w:rFonts w:asciiTheme="majorHAnsi" w:eastAsiaTheme="majorEastAsia" w:hAnsiTheme="majorHAnsi" w:cstheme="majorBidi"/>
+      <w:rFonts/>
       <w:b/>
       <w:bCs/>
       <w:color w:val="4F81BD" w:themeColor="accent1"/>
@@ -1095,7 +903,7 @@
       <w:outlineLvl w:val="3"/>
     </w:pPr>
     <w:rPr>
-      <w:rFonts w:asciiTheme="majorHAnsi" w:eastAsiaTheme="majorEastAsia" w:hAnsiTheme="majorHAnsi" w:cstheme="majorBidi"/>
+      <w:rFonts/>
       <w:b/>
       <w:bCs/>
       <w:i/>
@@ -1120,7 +928,7 @@
       <w:outlineLvl w:val="4"/>
     </w:pPr>
     <w:rPr>
-      <w:rFonts w:asciiTheme="majorHAnsi" w:eastAsiaTheme="majorEastAsia" w:hAnsiTheme="majorHAnsi" w:cstheme="majorBidi"/>
+      <w:rFonts/>
       <w:color w:val="243F60" w:themeColor="accent1" w:themeShade="7F"/>
     </w:rPr>
   </w:style>
@@ -1141,7 +949,7 @@
       <w:outlineLvl w:val="5"/>
     </w:pPr>
     <w:rPr>
-      <w:rFonts w:asciiTheme="majorHAnsi" w:eastAsiaTheme="majorEastAsia" w:hAnsiTheme="majorHAnsi" w:cstheme="majorBidi"/>
+      <w:rFonts/>
       <w:i/>
       <w:iCs/>
       <w:color w:val="243F60" w:themeColor="accent1" w:themeShade="7F"/>
@@ -1164,7 +972,7 @@
       <w:outlineLvl w:val="6"/>
     </w:pPr>
     <w:rPr>
-      <w:rFonts w:asciiTheme="majorHAnsi" w:eastAsiaTheme="majorEastAsia" w:hAnsiTheme="majorHAnsi" w:cstheme="majorBidi"/>
+      <w:rFonts/>
       <w:i/>
       <w:iCs/>
       <w:color w:val="404040" w:themeColor="text1" w:themeTint="BF"/>
@@ -1187,7 +995,7 @@
       <w:outlineLvl w:val="7"/>
     </w:pPr>
     <w:rPr>
-      <w:rFonts w:asciiTheme="majorHAnsi" w:eastAsiaTheme="majorEastAsia" w:hAnsiTheme="majorHAnsi" w:cstheme="majorBidi"/>
+      <w:rFonts/>
       <w:color w:val="4F81BD" w:themeColor="accent1"/>
       <w:sz w:val="20"/>
       <w:szCs w:val="20"/>
@@ -1210,7 +1018,7 @@
       <w:outlineLvl w:val="8"/>
     </w:pPr>
     <w:rPr>
-      <w:rFonts w:asciiTheme="majorHAnsi" w:eastAsiaTheme="majorEastAsia" w:hAnsiTheme="majorHAnsi" w:cstheme="majorBidi"/>
+      <w:rFonts/>
       <w:i/>
       <w:iCs/>
       <w:color w:val="404040" w:themeColor="text1" w:themeTint="BF"/>
@@ -1261,7 +1069,7 @@
     <w:uiPriority w:val="9"/>
     <w:rsid w:val="00FC693F"/>
     <w:rPr>
-      <w:rFonts w:asciiTheme="majorHAnsi" w:eastAsiaTheme="majorEastAsia" w:hAnsiTheme="majorHAnsi" w:cstheme="majorBidi"/>
+      <w:rFonts/>
       <w:b/>
       <w:bCs/>
       <w:color w:val="365F91" w:themeColor="accent1" w:themeShade="BF"/>
@@ -1276,7 +1084,7 @@
     <w:uiPriority w:val="9"/>
     <w:rsid w:val="00FC693F"/>
     <w:rPr>
-      <w:rFonts w:asciiTheme="majorHAnsi" w:eastAsiaTheme="majorEastAsia" w:hAnsiTheme="majorHAnsi" w:cstheme="majorBidi"/>
+      <w:rFonts/>
       <w:b/>
       <w:bCs/>
       <w:color w:val="4F81BD" w:themeColor="accent1"/>
@@ -1291,7 +1099,7 @@
     <w:uiPriority w:val="9"/>
     <w:rsid w:val="00FC693F"/>
     <w:rPr>
-      <w:rFonts w:asciiTheme="majorHAnsi" w:eastAsiaTheme="majorEastAsia" w:hAnsiTheme="majorHAnsi" w:cstheme="majorBidi"/>
+      <w:rFonts/>
       <w:b/>
       <w:bCs/>
       <w:color w:val="4F81BD" w:themeColor="accent1"/>
@@ -1306,19 +1114,17 @@
     <w:qFormat/>
     <w:rsid w:val="00FC693F"/>
     <w:pPr>
-      <w:pBdr>
-        <w:bottom w:val="single" w:sz="8" w:space="4" w:color="4F81BD" w:themeColor="accent1"/>
-      </w:pBdr>
-      <w:spacing w:after="300" w:line="240" w:lineRule="auto"/>
+      <w:spacing w:after="120" w:line="259" w:lineRule="auto"/>
       <w:contextualSpacing/>
     </w:pPr>
     <w:rPr>
-      <w:rFonts w:asciiTheme="majorHAnsi" w:eastAsiaTheme="majorEastAsia" w:hAnsiTheme="majorHAnsi" w:cstheme="majorBidi"/>
-      <w:color w:val="17365D" w:themeColor="text2" w:themeShade="BF"/>
+      <w:rFonts w:ascii="Times New Roman" w:hAnsi="Times New Roman"/>
+      <w:color w:val="000000"/>
       <w:spacing w:val="5"/>
       <w:kern w:val="28"/>
-      <w:sz w:val="52"/>
+      <w:sz w:val="40"/>
       <w:szCs w:val="52"/>
+      <w:lang w:val="ky-KG"/>
     </w:rPr>
   </w:style>
   <w:style w:type="character" w:customStyle="1" w:styleId="TitleChar">
@@ -1328,7 +1134,7 @@
     <w:uiPriority w:val="10"/>
     <w:rsid w:val="00FC693F"/>
     <w:rPr>
-      <w:rFonts w:asciiTheme="majorHAnsi" w:eastAsiaTheme="majorEastAsia" w:hAnsiTheme="majorHAnsi" w:cstheme="majorBidi"/>
+      <w:rFonts/>
       <w:color w:val="17365D" w:themeColor="text2" w:themeShade="BF"/>
       <w:spacing w:val="5"/>
       <w:kern w:val="28"/>
@@ -1350,7 +1156,7 @@
       </w:numPr>
     </w:pPr>
     <w:rPr>
-      <w:rFonts w:asciiTheme="majorHAnsi" w:eastAsiaTheme="majorEastAsia" w:hAnsiTheme="majorHAnsi" w:cstheme="majorBidi"/>
+      <w:rFonts/>
       <w:i/>
       <w:iCs/>
       <w:color w:val="4F81BD" w:themeColor="accent1"/>
@@ -1366,7 +1172,7 @@
     <w:uiPriority w:val="11"/>
     <w:rsid w:val="00FC693F"/>
     <w:rPr>
-      <w:rFonts w:asciiTheme="majorHAnsi" w:eastAsiaTheme="majorEastAsia" w:hAnsiTheme="majorHAnsi" w:cstheme="majorBidi"/>
+      <w:rFonts/>
       <w:i/>
       <w:iCs/>
       <w:color w:val="4F81BD" w:themeColor="accent1"/>
@@ -1491,8 +1297,15 @@
       <w:numPr>
         <w:numId w:val="1"/>
       </w:numPr>
+      <w:spacing w:after="120" w:line="259" w:lineRule="auto"/>
       <w:contextualSpacing/>
     </w:pPr>
+    <w:rPr>
+      <w:rFonts w:ascii="Times New Roman" w:hAnsi="Times New Roman"/>
+      <w:color w:val="000000"/>
+      <w:sz w:val="24"/>
+      <w:lang w:val="ky-KG"/>
+    </w:rPr>
   </w:style>
   <w:style w:type="paragraph" w:styleId="ListBullet2">
     <w:name w:val="List Bullet 2"/>
@@ -1664,7 +1477,7 @@
     <w:semiHidden/>
     <w:rsid w:val="00FC693F"/>
     <w:rPr>
-      <w:rFonts w:asciiTheme="majorHAnsi" w:eastAsiaTheme="majorEastAsia" w:hAnsiTheme="majorHAnsi" w:cstheme="majorBidi"/>
+      <w:rFonts/>
       <w:b/>
       <w:bCs/>
       <w:i/>
@@ -1680,7 +1493,7 @@
     <w:semiHidden/>
     <w:rsid w:val="00FC693F"/>
     <w:rPr>
-      <w:rFonts w:asciiTheme="majorHAnsi" w:eastAsiaTheme="majorEastAsia" w:hAnsiTheme="majorHAnsi" w:cstheme="majorBidi"/>
+      <w:rFonts/>
       <w:color w:val="243F60" w:themeColor="accent1" w:themeShade="7F"/>
     </w:rPr>
   </w:style>
@@ -1692,7 +1505,7 @@
     <w:semiHidden/>
     <w:rsid w:val="00FC693F"/>
     <w:rPr>
-      <w:rFonts w:asciiTheme="majorHAnsi" w:eastAsiaTheme="majorEastAsia" w:hAnsiTheme="majorHAnsi" w:cstheme="majorBidi"/>
+      <w:rFonts/>
       <w:i/>
       <w:iCs/>
       <w:color w:val="243F60" w:themeColor="accent1" w:themeShade="7F"/>
@@ -1706,7 +1519,7 @@
     <w:semiHidden/>
     <w:rsid w:val="00FC693F"/>
     <w:rPr>
-      <w:rFonts w:asciiTheme="majorHAnsi" w:eastAsiaTheme="majorEastAsia" w:hAnsiTheme="majorHAnsi" w:cstheme="majorBidi"/>
+      <w:rFonts/>
       <w:i/>
       <w:iCs/>
       <w:color w:val="404040" w:themeColor="text1" w:themeTint="BF"/>
@@ -1720,7 +1533,7 @@
     <w:semiHidden/>
     <w:rsid w:val="00FC693F"/>
     <w:rPr>
-      <w:rFonts w:asciiTheme="majorHAnsi" w:eastAsiaTheme="majorEastAsia" w:hAnsiTheme="majorHAnsi" w:cstheme="majorBidi"/>
+      <w:rFonts/>
       <w:color w:val="4F81BD" w:themeColor="accent1"/>
       <w:sz w:val="20"/>
       <w:szCs w:val="20"/>
@@ -1734,7 +1547,7 @@
     <w:semiHidden/>
     <w:rsid w:val="00FC693F"/>
     <w:rPr>
-      <w:rFonts w:asciiTheme="majorHAnsi" w:eastAsiaTheme="majorEastAsia" w:hAnsiTheme="majorHAnsi" w:cstheme="majorBidi"/>
+      <w:rFonts/>
       <w:i/>
       <w:iCs/>
       <w:color w:val="404040" w:themeColor="text1" w:themeTint="BF"/>
@@ -1793,9 +1606,6 @@
     <w:qFormat/>
     <w:rsid w:val="00FC693F"/>
     <w:pPr>
-      <w:pBdr>
-        <w:bottom w:val="single" w:sz="4" w:space="4" w:color="4F81BD" w:themeColor="accent1"/>
-      </w:pBdr>
       <w:spacing w:before="200" w:after="280"/>
       <w:ind w:left="936" w:right="936"/>
     </w:pPr>
@@ -3323,7 +3133,7 @@
         <w:spacing w:before="0" w:after="0" w:line="240" w:lineRule="auto"/>
       </w:pPr>
       <w:rPr>
-        <w:rFonts w:asciiTheme="majorHAnsi" w:eastAsiaTheme="majorEastAsia" w:hAnsiTheme="majorHAnsi" w:cstheme="majorBidi"/>
+        <w:rFonts/>
         <w:b/>
         <w:bCs/>
       </w:rPr>
@@ -3344,7 +3154,7 @@
         <w:spacing w:before="0" w:after="0" w:line="240" w:lineRule="auto"/>
       </w:pPr>
       <w:rPr>
-        <w:rFonts w:asciiTheme="majorHAnsi" w:eastAsiaTheme="majorEastAsia" w:hAnsiTheme="majorHAnsi" w:cstheme="majorBidi"/>
+        <w:rFonts/>
         <w:b/>
         <w:bCs/>
       </w:rPr>
@@ -3362,14 +3172,14 @@
     </w:tblStylePr>
     <w:tblStylePr w:type="firstCol">
       <w:rPr>
-        <w:rFonts w:asciiTheme="majorHAnsi" w:eastAsiaTheme="majorEastAsia" w:hAnsiTheme="majorHAnsi" w:cstheme="majorBidi"/>
+        <w:rFonts/>
         <w:b/>
         <w:bCs/>
       </w:rPr>
     </w:tblStylePr>
     <w:tblStylePr w:type="lastCol">
       <w:rPr>
-        <w:rFonts w:asciiTheme="majorHAnsi" w:eastAsiaTheme="majorEastAsia" w:hAnsiTheme="majorHAnsi" w:cstheme="majorBidi"/>
+        <w:rFonts/>
         <w:b/>
         <w:bCs/>
       </w:rPr>
@@ -3453,7 +3263,7 @@
         <w:spacing w:before="0" w:after="0" w:line="240" w:lineRule="auto"/>
       </w:pPr>
       <w:rPr>
-        <w:rFonts w:asciiTheme="majorHAnsi" w:eastAsiaTheme="majorEastAsia" w:hAnsiTheme="majorHAnsi" w:cstheme="majorBidi"/>
+        <w:rFonts/>
         <w:b/>
         <w:bCs/>
       </w:rPr>
@@ -3474,7 +3284,7 @@
         <w:spacing w:before="0" w:after="0" w:line="240" w:lineRule="auto"/>
       </w:pPr>
       <w:rPr>
-        <w:rFonts w:asciiTheme="majorHAnsi" w:eastAsiaTheme="majorEastAsia" w:hAnsiTheme="majorHAnsi" w:cstheme="majorBidi"/>
+        <w:rFonts/>
         <w:b/>
         <w:bCs/>
       </w:rPr>
@@ -3492,14 +3302,14 @@
     </w:tblStylePr>
     <w:tblStylePr w:type="firstCol">
       <w:rPr>
-        <w:rFonts w:asciiTheme="majorHAnsi" w:eastAsiaTheme="majorEastAsia" w:hAnsiTheme="majorHAnsi" w:cstheme="majorBidi"/>
+        <w:rFonts/>
         <w:b/>
         <w:bCs/>
       </w:rPr>
     </w:tblStylePr>
     <w:tblStylePr w:type="lastCol">
       <w:rPr>
-        <w:rFonts w:asciiTheme="majorHAnsi" w:eastAsiaTheme="majorEastAsia" w:hAnsiTheme="majorHAnsi" w:cstheme="majorBidi"/>
+        <w:rFonts/>
         <w:b/>
         <w:bCs/>
       </w:rPr>
@@ -3583,7 +3393,7 @@
         <w:spacing w:before="0" w:after="0" w:line="240" w:lineRule="auto"/>
       </w:pPr>
       <w:rPr>
-        <w:rFonts w:asciiTheme="majorHAnsi" w:eastAsiaTheme="majorEastAsia" w:hAnsiTheme="majorHAnsi" w:cstheme="majorBidi"/>
+        <w:rFonts/>
         <w:b/>
         <w:bCs/>
       </w:rPr>
@@ -3604,7 +3414,7 @@
         <w:spacing w:before="0" w:after="0" w:line="240" w:lineRule="auto"/>
       </w:pPr>
       <w:rPr>
-        <w:rFonts w:asciiTheme="majorHAnsi" w:eastAsiaTheme="majorEastAsia" w:hAnsiTheme="majorHAnsi" w:cstheme="majorBidi"/>
+        <w:rFonts/>
         <w:b/>
         <w:bCs/>
       </w:rPr>
@@ -3622,14 +3432,14 @@
     </w:tblStylePr>
     <w:tblStylePr w:type="firstCol">
       <w:rPr>
-        <w:rFonts w:asciiTheme="majorHAnsi" w:eastAsiaTheme="majorEastAsia" w:hAnsiTheme="majorHAnsi" w:cstheme="majorBidi"/>
+        <w:rFonts/>
         <w:b/>
         <w:bCs/>
       </w:rPr>
     </w:tblStylePr>
     <w:tblStylePr w:type="lastCol">
       <w:rPr>
-        <w:rFonts w:asciiTheme="majorHAnsi" w:eastAsiaTheme="majorEastAsia" w:hAnsiTheme="majorHAnsi" w:cstheme="majorBidi"/>
+        <w:rFonts/>
         <w:b/>
         <w:bCs/>
       </w:rPr>
@@ -3713,7 +3523,7 @@
         <w:spacing w:before="0" w:after="0" w:line="240" w:lineRule="auto"/>
       </w:pPr>
       <w:rPr>
-        <w:rFonts w:asciiTheme="majorHAnsi" w:eastAsiaTheme="majorEastAsia" w:hAnsiTheme="majorHAnsi" w:cstheme="majorBidi"/>
+        <w:rFonts/>
         <w:b/>
         <w:bCs/>
       </w:rPr>
@@ -3734,7 +3544,7 @@
         <w:spacing w:before="0" w:after="0" w:line="240" w:lineRule="auto"/>
       </w:pPr>
       <w:rPr>
-        <w:rFonts w:asciiTheme="majorHAnsi" w:eastAsiaTheme="majorEastAsia" w:hAnsiTheme="majorHAnsi" w:cstheme="majorBidi"/>
+        <w:rFonts/>
         <w:b/>
         <w:bCs/>
       </w:rPr>
@@ -3752,14 +3562,14 @@
     </w:tblStylePr>
     <w:tblStylePr w:type="firstCol">
       <w:rPr>
-        <w:rFonts w:asciiTheme="majorHAnsi" w:eastAsiaTheme="majorEastAsia" w:hAnsiTheme="majorHAnsi" w:cstheme="majorBidi"/>
+        <w:rFonts/>
         <w:b/>
         <w:bCs/>
       </w:rPr>
     </w:tblStylePr>
     <w:tblStylePr w:type="lastCol">
       <w:rPr>
-        <w:rFonts w:asciiTheme="majorHAnsi" w:eastAsiaTheme="majorEastAsia" w:hAnsiTheme="majorHAnsi" w:cstheme="majorBidi"/>
+        <w:rFonts/>
         <w:b/>
         <w:bCs/>
       </w:rPr>
@@ -3843,7 +3653,7 @@
         <w:spacing w:before="0" w:after="0" w:line="240" w:lineRule="auto"/>
       </w:pPr>
       <w:rPr>
-        <w:rFonts w:asciiTheme="majorHAnsi" w:eastAsiaTheme="majorEastAsia" w:hAnsiTheme="majorHAnsi" w:cstheme="majorBidi"/>
+        <w:rFonts/>
         <w:b/>
         <w:bCs/>
       </w:rPr>
@@ -3864,7 +3674,7 @@
         <w:spacing w:before="0" w:after="0" w:line="240" w:lineRule="auto"/>
       </w:pPr>
       <w:rPr>
-        <w:rFonts w:asciiTheme="majorHAnsi" w:eastAsiaTheme="majorEastAsia" w:hAnsiTheme="majorHAnsi" w:cstheme="majorBidi"/>
+        <w:rFonts/>
         <w:b/>
         <w:bCs/>
       </w:rPr>
@@ -3882,14 +3692,14 @@
     </w:tblStylePr>
     <w:tblStylePr w:type="firstCol">
       <w:rPr>
-        <w:rFonts w:asciiTheme="majorHAnsi" w:eastAsiaTheme="majorEastAsia" w:hAnsiTheme="majorHAnsi" w:cstheme="majorBidi"/>
+        <w:rFonts/>
         <w:b/>
         <w:bCs/>
       </w:rPr>
     </w:tblStylePr>
     <w:tblStylePr w:type="lastCol">
       <w:rPr>
-        <w:rFonts w:asciiTheme="majorHAnsi" w:eastAsiaTheme="majorEastAsia" w:hAnsiTheme="majorHAnsi" w:cstheme="majorBidi"/>
+        <w:rFonts/>
         <w:b/>
         <w:bCs/>
       </w:rPr>
@@ -3973,7 +3783,7 @@
         <w:spacing w:before="0" w:after="0" w:line="240" w:lineRule="auto"/>
       </w:pPr>
       <w:rPr>
-        <w:rFonts w:asciiTheme="majorHAnsi" w:eastAsiaTheme="majorEastAsia" w:hAnsiTheme="majorHAnsi" w:cstheme="majorBidi"/>
+        <w:rFonts/>
         <w:b/>
         <w:bCs/>
       </w:rPr>
@@ -3994,7 +3804,7 @@
         <w:spacing w:before="0" w:after="0" w:line="240" w:lineRule="auto"/>
       </w:pPr>
       <w:rPr>
-        <w:rFonts w:asciiTheme="majorHAnsi" w:eastAsiaTheme="majorEastAsia" w:hAnsiTheme="majorHAnsi" w:cstheme="majorBidi"/>
+        <w:rFonts/>
         <w:b/>
         <w:bCs/>
       </w:rPr>
@@ -4012,14 +3822,14 @@
     </w:tblStylePr>
     <w:tblStylePr w:type="firstCol">
       <w:rPr>
-        <w:rFonts w:asciiTheme="majorHAnsi" w:eastAsiaTheme="majorEastAsia" w:hAnsiTheme="majorHAnsi" w:cstheme="majorBidi"/>
+        <w:rFonts/>
         <w:b/>
         <w:bCs/>
       </w:rPr>
     </w:tblStylePr>
     <w:tblStylePr w:type="lastCol">
       <w:rPr>
-        <w:rFonts w:asciiTheme="majorHAnsi" w:eastAsiaTheme="majorEastAsia" w:hAnsiTheme="majorHAnsi" w:cstheme="majorBidi"/>
+        <w:rFonts/>
         <w:b/>
         <w:bCs/>
       </w:rPr>
@@ -4103,7 +3913,7 @@
         <w:spacing w:before="0" w:after="0" w:line="240" w:lineRule="auto"/>
       </w:pPr>
       <w:rPr>
-        <w:rFonts w:asciiTheme="majorHAnsi" w:eastAsiaTheme="majorEastAsia" w:hAnsiTheme="majorHAnsi" w:cstheme="majorBidi"/>
+        <w:rFonts/>
         <w:b/>
         <w:bCs/>
       </w:rPr>
@@ -4124,7 +3934,7 @@
         <w:spacing w:before="0" w:after="0" w:line="240" w:lineRule="auto"/>
       </w:pPr>
       <w:rPr>
-        <w:rFonts w:asciiTheme="majorHAnsi" w:eastAsiaTheme="majorEastAsia" w:hAnsiTheme="majorHAnsi" w:cstheme="majorBidi"/>
+        <w:rFonts/>
         <w:b/>
         <w:bCs/>
       </w:rPr>
@@ -4142,14 +3952,14 @@
     </w:tblStylePr>
     <w:tblStylePr w:type="firstCol">
       <w:rPr>
-        <w:rFonts w:asciiTheme="majorHAnsi" w:eastAsiaTheme="majorEastAsia" w:hAnsiTheme="majorHAnsi" w:cstheme="majorBidi"/>
+        <w:rFonts/>
         <w:b/>
         <w:bCs/>
       </w:rPr>
     </w:tblStylePr>
     <w:tblStylePr w:type="lastCol">
       <w:rPr>
-        <w:rFonts w:asciiTheme="majorHAnsi" w:eastAsiaTheme="majorEastAsia" w:hAnsiTheme="majorHAnsi" w:cstheme="majorBidi"/>
+        <w:rFonts/>
         <w:b/>
         <w:bCs/>
       </w:rPr>
@@ -6014,7 +5824,7 @@
     </w:tblPr>
     <w:tblStylePr w:type="firstRow">
       <w:rPr>
-        <w:rFonts w:asciiTheme="majorHAnsi" w:eastAsiaTheme="majorEastAsia" w:hAnsiTheme="majorHAnsi" w:cstheme="majorBidi"/>
+        <w:rFonts/>
       </w:rPr>
       <w:tblPr/>
       <w:tcPr>
@@ -6098,7 +5908,7 @@
     </w:tblPr>
     <w:tblStylePr w:type="firstRow">
       <w:rPr>
-        <w:rFonts w:asciiTheme="majorHAnsi" w:eastAsiaTheme="majorEastAsia" w:hAnsiTheme="majorHAnsi" w:cstheme="majorBidi"/>
+        <w:rFonts/>
       </w:rPr>
       <w:tblPr/>
       <w:tcPr>
@@ -6182,7 +5992,7 @@
     </w:tblPr>
     <w:tblStylePr w:type="firstRow">
       <w:rPr>
-        <w:rFonts w:asciiTheme="majorHAnsi" w:eastAsiaTheme="majorEastAsia" w:hAnsiTheme="majorHAnsi" w:cstheme="majorBidi"/>
+        <w:rFonts/>
       </w:rPr>
       <w:tblPr/>
       <w:tcPr>
@@ -6266,7 +6076,7 @@
     </w:tblPr>
     <w:tblStylePr w:type="firstRow">
       <w:rPr>
-        <w:rFonts w:asciiTheme="majorHAnsi" w:eastAsiaTheme="majorEastAsia" w:hAnsiTheme="majorHAnsi" w:cstheme="majorBidi"/>
+        <w:rFonts/>
       </w:rPr>
       <w:tblPr/>
       <w:tcPr>
@@ -6350,7 +6160,7 @@
     </w:tblPr>
     <w:tblStylePr w:type="firstRow">
       <w:rPr>
-        <w:rFonts w:asciiTheme="majorHAnsi" w:eastAsiaTheme="majorEastAsia" w:hAnsiTheme="majorHAnsi" w:cstheme="majorBidi"/>
+        <w:rFonts/>
       </w:rPr>
       <w:tblPr/>
       <w:tcPr>
@@ -6434,7 +6244,7 @@
     </w:tblPr>
     <w:tblStylePr w:type="firstRow">
       <w:rPr>
-        <w:rFonts w:asciiTheme="majorHAnsi" w:eastAsiaTheme="majorEastAsia" w:hAnsiTheme="majorHAnsi" w:cstheme="majorBidi"/>
+        <w:rFonts/>
       </w:rPr>
       <w:tblPr/>
       <w:tcPr>
@@ -6518,7 +6328,7 @@
     </w:tblPr>
     <w:tblStylePr w:type="firstRow">
       <w:rPr>
-        <w:rFonts w:asciiTheme="majorHAnsi" w:eastAsiaTheme="majorEastAsia" w:hAnsiTheme="majorHAnsi" w:cstheme="majorBidi"/>
+        <w:rFonts/>
       </w:rPr>
       <w:tblPr/>
       <w:tcPr>
@@ -6583,7 +6393,7 @@
       <w:spacing w:after="0" w:line="240" w:lineRule="auto"/>
     </w:pPr>
     <w:rPr>
-      <w:rFonts w:asciiTheme="majorHAnsi" w:eastAsiaTheme="majorEastAsia" w:hAnsiTheme="majorHAnsi" w:cstheme="majorBidi"/>
+      <w:rFonts/>
       <w:color w:val="000000" w:themeColor="text1"/>
     </w:rPr>
     <w:tblPr>
@@ -6711,7 +6521,7 @@
       <w:spacing w:after="0" w:line="240" w:lineRule="auto"/>
     </w:pPr>
     <w:rPr>
-      <w:rFonts w:asciiTheme="majorHAnsi" w:eastAsiaTheme="majorEastAsia" w:hAnsiTheme="majorHAnsi" w:cstheme="majorBidi"/>
+      <w:rFonts/>
       <w:color w:val="000000" w:themeColor="text1"/>
     </w:rPr>
     <w:tblPr>
@@ -6839,7 +6649,7 @@
       <w:spacing w:after="0" w:line="240" w:lineRule="auto"/>
     </w:pPr>
     <w:rPr>
-      <w:rFonts w:asciiTheme="majorHAnsi" w:eastAsiaTheme="majorEastAsia" w:hAnsiTheme="majorHAnsi" w:cstheme="majorBidi"/>
+      <w:rFonts/>
       <w:color w:val="000000" w:themeColor="text1"/>
     </w:rPr>
     <w:tblPr>
@@ -6967,7 +6777,7 @@
       <w:spacing w:after="0" w:line="240" w:lineRule="auto"/>
     </w:pPr>
     <w:rPr>
-      <w:rFonts w:asciiTheme="majorHAnsi" w:eastAsiaTheme="majorEastAsia" w:hAnsiTheme="majorHAnsi" w:cstheme="majorBidi"/>
+      <w:rFonts/>
       <w:color w:val="000000" w:themeColor="text1"/>
     </w:rPr>
     <w:tblPr>
@@ -7095,7 +6905,7 @@
       <w:spacing w:after="0" w:line="240" w:lineRule="auto"/>
     </w:pPr>
     <w:rPr>
-      <w:rFonts w:asciiTheme="majorHAnsi" w:eastAsiaTheme="majorEastAsia" w:hAnsiTheme="majorHAnsi" w:cstheme="majorBidi"/>
+      <w:rFonts/>
       <w:color w:val="000000" w:themeColor="text1"/>
     </w:rPr>
     <w:tblPr>
@@ -7223,7 +7033,7 @@
       <w:spacing w:after="0" w:line="240" w:lineRule="auto"/>
     </w:pPr>
     <w:rPr>
-      <w:rFonts w:asciiTheme="majorHAnsi" w:eastAsiaTheme="majorEastAsia" w:hAnsiTheme="majorHAnsi" w:cstheme="majorBidi"/>
+      <w:rFonts/>
       <w:color w:val="000000" w:themeColor="text1"/>
     </w:rPr>
     <w:tblPr>
@@ -7351,7 +7161,7 @@
       <w:spacing w:after="0" w:line="240" w:lineRule="auto"/>
     </w:pPr>
     <w:rPr>
-      <w:rFonts w:asciiTheme="majorHAnsi" w:eastAsiaTheme="majorEastAsia" w:hAnsiTheme="majorHAnsi" w:cstheme="majorBidi"/>
+      <w:rFonts/>
       <w:color w:val="000000" w:themeColor="text1"/>
     </w:rPr>
     <w:tblPr>
@@ -7990,7 +7800,7 @@
       <w:spacing w:after="0" w:line="240" w:lineRule="auto"/>
     </w:pPr>
     <w:rPr>
-      <w:rFonts w:asciiTheme="majorHAnsi" w:eastAsiaTheme="majorEastAsia" w:hAnsiTheme="majorHAnsi" w:cstheme="majorBidi"/>
+      <w:rFonts/>
       <w:color w:val="000000" w:themeColor="text1"/>
     </w:rPr>
     <w:tblPr>
@@ -8115,7 +7925,7 @@
       <w:spacing w:after="0" w:line="240" w:lineRule="auto"/>
     </w:pPr>
     <w:rPr>
-      <w:rFonts w:asciiTheme="majorHAnsi" w:eastAsiaTheme="majorEastAsia" w:hAnsiTheme="majorHAnsi" w:cstheme="majorBidi"/>
+      <w:rFonts/>
       <w:color w:val="000000" w:themeColor="text1"/>
     </w:rPr>
     <w:tblPr>
@@ -8240,7 +8050,7 @@
       <w:spacing w:after="0" w:line="240" w:lineRule="auto"/>
     </w:pPr>
     <w:rPr>
-      <w:rFonts w:asciiTheme="majorHAnsi" w:eastAsiaTheme="majorEastAsia" w:hAnsiTheme="majorHAnsi" w:cstheme="majorBidi"/>
+      <w:rFonts/>
       <w:color w:val="000000" w:themeColor="text1"/>
     </w:rPr>
     <w:tblPr>
@@ -8365,7 +8175,7 @@
       <w:spacing w:after="0" w:line="240" w:lineRule="auto"/>
     </w:pPr>
     <w:rPr>
-      <w:rFonts w:asciiTheme="majorHAnsi" w:eastAsiaTheme="majorEastAsia" w:hAnsiTheme="majorHAnsi" w:cstheme="majorBidi"/>
+      <w:rFonts/>
       <w:color w:val="000000" w:themeColor="text1"/>
     </w:rPr>
     <w:tblPr>
@@ -8490,7 +8300,7 @@
       <w:spacing w:after="0" w:line="240" w:lineRule="auto"/>
     </w:pPr>
     <w:rPr>
-      <w:rFonts w:asciiTheme="majorHAnsi" w:eastAsiaTheme="majorEastAsia" w:hAnsiTheme="majorHAnsi" w:cstheme="majorBidi"/>
+      <w:rFonts/>
       <w:color w:val="000000" w:themeColor="text1"/>
     </w:rPr>
     <w:tblPr>
@@ -8615,7 +8425,7 @@
       <w:spacing w:after="0" w:line="240" w:lineRule="auto"/>
     </w:pPr>
     <w:rPr>
-      <w:rFonts w:asciiTheme="majorHAnsi" w:eastAsiaTheme="majorEastAsia" w:hAnsiTheme="majorHAnsi" w:cstheme="majorBidi"/>
+      <w:rFonts/>
       <w:color w:val="000000" w:themeColor="text1"/>
     </w:rPr>
     <w:tblPr>
@@ -8740,7 +8550,7 @@
       <w:spacing w:after="0" w:line="240" w:lineRule="auto"/>
     </w:pPr>
     <w:rPr>
-      <w:rFonts w:asciiTheme="majorHAnsi" w:eastAsiaTheme="majorEastAsia" w:hAnsiTheme="majorHAnsi" w:cstheme="majorBidi"/>
+      <w:rFonts/>
       <w:color w:val="000000" w:themeColor="text1"/>
     </w:rPr>
     <w:tblPr>
